--- a/assets/How the European Union Built the World’s Largest Carbon Market.docx
+++ b/assets/How the European Union Built the World’s Largest Carbon Market.docx
@@ -912,7 +912,47 @@
           <w:sz w:val="26"/>
           <w:szCs w:val="26"/>
         </w:rPr>
-        <w:t>Phase 1 (2005–2007): The pilot phase</w:t>
+        <w:t xml:space="preserve">Phase 1 (2005–2007): The </w:t>
+      </w:r>
+      <w:r>
+        <w:rPr>
+          <w:b/>
+          <w:bCs/>
+          <w:color w:val="000000"/>
+          <w:sz w:val="26"/>
+          <w:szCs w:val="26"/>
+        </w:rPr>
+        <w:t>P</w:t>
+      </w:r>
+      <w:r>
+        <w:rPr>
+          <w:b/>
+          <w:bCs/>
+          <w:color w:val="000000"/>
+          <w:sz w:val="26"/>
+          <w:szCs w:val="26"/>
+        </w:rPr>
+        <w:t xml:space="preserve">ilot </w:t>
+      </w:r>
+      <w:r>
+        <w:rPr>
+          <w:b/>
+          <w:bCs/>
+          <w:color w:val="000000"/>
+          <w:sz w:val="26"/>
+          <w:szCs w:val="26"/>
+        </w:rPr>
+        <w:t>P</w:t>
+      </w:r>
+      <w:r>
+        <w:rPr>
+          <w:b/>
+          <w:bCs/>
+          <w:color w:val="000000"/>
+          <w:sz w:val="26"/>
+          <w:szCs w:val="26"/>
+        </w:rPr>
+        <w:t>hase</w:t>
       </w:r>
     </w:p>
     <w:p>
@@ -1001,7 +1041,27 @@
           <w:sz w:val="26"/>
           <w:szCs w:val="26"/>
         </w:rPr>
-        <w:t>Phase 2 (2008–2012): Aligning with the Kyoto framework</w:t>
+        <w:t xml:space="preserve">Phase 2 (2008–2012): Aligning with the Kyoto </w:t>
+      </w:r>
+      <w:r>
+        <w:rPr>
+          <w:b/>
+          <w:bCs/>
+          <w:color w:val="000000"/>
+          <w:sz w:val="26"/>
+          <w:szCs w:val="26"/>
+        </w:rPr>
+        <w:t>F</w:t>
+      </w:r>
+      <w:r>
+        <w:rPr>
+          <w:b/>
+          <w:bCs/>
+          <w:color w:val="000000"/>
+          <w:sz w:val="26"/>
+          <w:szCs w:val="26"/>
+        </w:rPr>
+        <w:t>ramework</w:t>
       </w:r>
     </w:p>
     <w:p>
@@ -1136,7 +1196,27 @@
           <w:sz w:val="26"/>
           <w:szCs w:val="26"/>
         </w:rPr>
-        <w:t xml:space="preserve"> and auctioning</w:t>
+        <w:t xml:space="preserve"> and </w:t>
+      </w:r>
+      <w:r>
+        <w:rPr>
+          <w:b/>
+          <w:bCs/>
+          <w:color w:val="000000"/>
+          <w:sz w:val="26"/>
+          <w:szCs w:val="26"/>
+        </w:rPr>
+        <w:t>A</w:t>
+      </w:r>
+      <w:r>
+        <w:rPr>
+          <w:b/>
+          <w:bCs/>
+          <w:color w:val="000000"/>
+          <w:sz w:val="26"/>
+          <w:szCs w:val="26"/>
+        </w:rPr>
+        <w:t>uctioning</w:t>
       </w:r>
     </w:p>
     <w:p>
@@ -1433,7 +1513,27 @@
           <w:sz w:val="26"/>
           <w:szCs w:val="26"/>
         </w:rPr>
-        <w:t>Phase 4 (2021–present): Strengthening the system</w:t>
+        <w:t xml:space="preserve">Phase 4 (2021–present): Strengthening the </w:t>
+      </w:r>
+      <w:r>
+        <w:rPr>
+          <w:b/>
+          <w:bCs/>
+          <w:color w:val="000000"/>
+          <w:sz w:val="26"/>
+          <w:szCs w:val="26"/>
+        </w:rPr>
+        <w:t>S</w:t>
+      </w:r>
+      <w:r>
+        <w:rPr>
+          <w:b/>
+          <w:bCs/>
+          <w:color w:val="000000"/>
+          <w:sz w:val="26"/>
+          <w:szCs w:val="26"/>
+        </w:rPr>
+        <w:t>ystem</w:t>
       </w:r>
     </w:p>
     <w:p>
@@ -1783,6 +1883,23 @@
       </w:pPr>
       <w:r>
         <w:t>How these policies interact will play an important role in determining whether the EU ETS can sustain its long-term emissions trajectory. That will be the subject of a forthcoming article.</w:t>
+      </w:r>
+    </w:p>
+    <w:p>
+      <w:pPr>
+        <w:spacing w:before="240" w:after="240"/>
+        <w:jc w:val="both"/>
+        <w:rPr>
+          <w:b/>
+          <w:bCs/>
+        </w:rPr>
+      </w:pPr>
+      <w:r>
+        <w:rPr>
+          <w:b/>
+          <w:bCs/>
+        </w:rPr>
+        <w:t>Footnotes:</w:t>
       </w:r>
     </w:p>
     <w:sectPr>

--- a/assets/How the European Union Built the World’s Largest Carbon Market.docx
+++ b/assets/How the European Union Built the World’s Largest Carbon Market.docx
@@ -2120,13 +2120,17 @@
           <w:szCs w:val="20"/>
         </w:rPr>
         <w:tab/>
+      </w:r>
+      <w:r>
+        <w:rPr>
+          <w:sz w:val="20"/>
+          <w:szCs w:val="20"/>
+        </w:rPr>
         <w:t xml:space="preserve">From 2021 to 2023, the cap reduced by 2.2% each year, increasing to 4.3% each year between 2024 to 2027.  From 2028 onwards, it will decrease by 4.4% per year.  See </w:t>
       </w:r>
       <w:hyperlink r:id="rId1">
         <w:r>
           <w:rPr>
-            <w:i/>
-            <w:iCs/>
             <w:color w:val="1155CC"/>
             <w:sz w:val="18"/>
             <w:szCs w:val="18"/>
@@ -2173,13 +2177,17 @@
           <w:szCs w:val="20"/>
         </w:rPr>
         <w:tab/>
+      </w:r>
+      <w:r>
+        <w:rPr>
+          <w:sz w:val="20"/>
+          <w:szCs w:val="20"/>
+        </w:rPr>
         <w:t xml:space="preserve">The proposed </w:t>
       </w:r>
       <w:hyperlink r:id="rId2">
         <w:r>
           <w:rPr>
-            <w:b/>
-            <w:bCs/>
             <w:color w:val="1155CC"/>
             <w:sz w:val="20"/>
             <w:szCs w:val="20"/>
